--- a/sample.docx
+++ b/sample.docx
@@ -7,15 +7,14 @@
         <w:pStyle w:val="Title"/>
       </w:pPr>
       <w:r>
-        <w:t xml:space="preserve">Computer Vision Notes </w:t>
+        <w:t xml:space="preserve">Computer Vision </w:t>
       </w:r>
+      <w:bookmarkStart w:id="0" w:name="_GoBack"/>
+      <w:bookmarkEnd w:id="0"/>
     </w:p>
     <w:p>
       <w:r>
-        <w:t xml:space="preserve">Computer Vision is a field of artificial intelligence that enables machines to interpret and understand visual information such as images and videos. It plays a key role in applications like object detection, facial </w:t>
-      </w:r>
-      <w:r>
-        <w:t>recognition, and image processing.</w:t>
+        <w:t>Computer Vision is a field of artificial intelligence that enables machines to interpret and understand visual information such as images and videos. It plays a key role in applications like object detection, facial recognition, and image processing.</w:t>
       </w:r>
     </w:p>
     <w:p>
@@ -25,15 +24,10 @@
       <w:r>
         <w:t>Digital Filtering</w:t>
       </w:r>
-      <w:bookmarkStart w:id="0" w:name="_GoBack"/>
-      <w:bookmarkEnd w:id="0"/>
     </w:p>
     <w:p>
       <w:r>
-        <w:t xml:space="preserve">Digital filtering involves techniques such as convolution and correlation. It includes methods like averaging (mean filter), Gaussian filtering, and median filtering. These techniques are used to smooth </w:t>
-      </w:r>
-      <w:r>
-        <w:t>images and reduce noise.</w:t>
+        <w:t>Digital filtering involves techniques such as convolution and correlation. It includes methods like averaging (mean filter), Gaussian filtering, and median filtering. These techniques are used to smooth images and reduce noise.</w:t>
       </w:r>
     </w:p>
     <w:p>
@@ -46,10 +40,7 @@
     </w:p>
     <w:p>
       <w:r>
-        <w:t>Edge detection is an important concept in image processing. It focuses on identifying areas in an image where there is a rapid change in intensity. Edges help capture significant information about objects in the imag</w:t>
-      </w:r>
-      <w:r>
-        <w:t>e.</w:t>
+        <w:t>Edge detection is an important concept in image processing. It focuses on identifying areas in an image where there is a rapid change in intensity. Edges help capture significant information about objects in the image.</w:t>
       </w:r>
     </w:p>
     <w:p>
@@ -75,10 +66,7 @@
     </w:p>
     <w:p>
       <w:r>
-        <w:t>The gradient of an image represents the direction and rate of the mos</w:t>
-      </w:r>
-      <w:r>
-        <w:t>t rapid change in intensity. It is used to determine both the strength and orientation of edges.</w:t>
+        <w:t>The gradient of an image represents the direction and rate of the most rapid change in intensity. It is used to determine both the strength and orientation of edges.</w:t>
       </w:r>
     </w:p>
     <w:p>
@@ -91,10 +79,7 @@
     </w:p>
     <w:p>
       <w:r>
-        <w:t>The Sobel operator is a commonly used method to approximate image gradients. It helps detect edges by calculating intensity changes in horizonta</w:t>
-      </w:r>
-      <w:r>
-        <w:t>l and vertical directions.</w:t>
+        <w:t>The Sobel operator is a commonly used method to approximate image gradients. It helps detect edges by calculating intensity changes in horizontal and vertical directions.</w:t>
       </w:r>
     </w:p>
     <w:p>
@@ -121,10 +106,7 @@
     </w:p>
     <w:p>
       <w:r>
-        <w:t>The Canny</w:t>
-      </w:r>
-      <w:r>
-        <w:t xml:space="preserve"> Edge Detector is one of the most widely used edge detection algorithms. It works by applying Gaussian filtering, computing gradients, performing non-maximum suppression, and applying thresholding to detect edges accurately.</w:t>
+        <w:t>The Canny Edge Detector is one of the most widely used edge detection algorithms. It works by applying Gaussian filtering, computing gradients, performing non-maximum suppression, and applying thresholding to detect edges accurately.</w:t>
       </w:r>
     </w:p>
     <w:sectPr>
@@ -12043,7 +12025,7 @@
 </file>
 
 <file path=customXml/itemProps1.xml><?xml version="1.0" encoding="utf-8"?>
-<ds:datastoreItem xmlns:ds="http://schemas.openxmlformats.org/officeDocument/2006/customXml" ds:itemID="{28025155-DF2E-4FA7-A67D-14960CB751A5}">
+<ds:datastoreItem xmlns:ds="http://schemas.openxmlformats.org/officeDocument/2006/customXml" ds:itemID="{D7A9868E-858D-4366-A9AD-842405E13FD2}">
   <ds:schemaRefs>
     <ds:schemaRef ds:uri="http://schemas.openxmlformats.org/officeDocument/2006/bibliography"/>
   </ds:schemaRefs>

--- a/sample.docx
+++ b/sample.docx
@@ -9,8 +9,6 @@
       <w:r>
         <w:t xml:space="preserve">Computer Vision </w:t>
       </w:r>
-      <w:bookmarkStart w:id="0" w:name="_GoBack"/>
-      <w:bookmarkEnd w:id="0"/>
     </w:p>
     <w:p>
       <w:r>
@@ -22,7 +20,7 @@
         <w:pStyle w:val="Heading1"/>
       </w:pPr>
       <w:r>
-        <w:t>Digital Filtering</w:t>
+        <w:t>Digital filtering</w:t>
       </w:r>
     </w:p>
     <w:p>
@@ -35,7 +33,10 @@
         <w:pStyle w:val="Heading1"/>
       </w:pPr>
       <w:r>
-        <w:t>Edge Detection</w:t>
+        <w:t>Edge</w:t>
+      </w:r>
+      <w:r>
+        <w:t xml:space="preserve"> detection</w:t>
       </w:r>
     </w:p>
     <w:p>
@@ -48,7 +49,10 @@
         <w:pStyle w:val="Heading1"/>
       </w:pPr>
       <w:r>
-        <w:t>Origin of Edges</w:t>
+        <w:t xml:space="preserve">Origin of </w:t>
+      </w:r>
+      <w:r>
+        <w:t>edges</w:t>
       </w:r>
     </w:p>
     <w:p>
@@ -61,7 +65,10 @@
         <w:pStyle w:val="Heading1"/>
       </w:pPr>
       <w:r>
-        <w:t>Image Gradient</w:t>
+        <w:t>Image</w:t>
+      </w:r>
+      <w:r>
+        <w:t xml:space="preserve"> gradient</w:t>
       </w:r>
     </w:p>
     <w:p>
@@ -74,7 +81,10 @@
         <w:pStyle w:val="Heading1"/>
       </w:pPr>
       <w:r>
-        <w:t>Sobel Operator</w:t>
+        <w:t xml:space="preserve">Sobel </w:t>
+      </w:r>
+      <w:r>
+        <w:t>operator</w:t>
       </w:r>
     </w:p>
     <w:p>
@@ -87,7 +97,10 @@
         <w:pStyle w:val="Heading1"/>
       </w:pPr>
       <w:r>
-        <w:t>Noise and Smoothing</w:t>
+        <w:t>Noise and s</w:t>
+      </w:r>
+      <w:r>
+        <w:t>moothing</w:t>
       </w:r>
     </w:p>
     <w:p>
@@ -101,12 +114,20 @@
       </w:pPr>
       <w:r>
         <w:lastRenderedPageBreak/>
-        <w:t>Canny Edge Detector</w:t>
+        <w:t>Canny edge d</w:t>
+      </w:r>
+      <w:r>
+        <w:t>etector</w:t>
       </w:r>
     </w:p>
     <w:p>
       <w:r>
-        <w:t>The Canny Edge Detector is one of the most widely used edge detection algorithms. It works by applying Gaussian filtering, computing gradients, performing non-maximum suppression, and applying thresholding to detect edges accurately.</w:t>
+        <w:t>The Canny Edge Detector is one of the most widely used edge detection algorithms. It works by applying Gaussian filtering, computing gradients, performing non-maximum suppression, and applying threshol</w:t>
+      </w:r>
+      <w:bookmarkStart w:id="0" w:name="_GoBack"/>
+      <w:bookmarkEnd w:id="0"/>
+      <w:r>
+        <w:t>ding to detect edges accurately.</w:t>
       </w:r>
     </w:p>
     <w:sectPr>
@@ -12025,7 +12046,7 @@
 </file>
 
 <file path=customXml/itemProps1.xml><?xml version="1.0" encoding="utf-8"?>
-<ds:datastoreItem xmlns:ds="http://schemas.openxmlformats.org/officeDocument/2006/customXml" ds:itemID="{D7A9868E-858D-4366-A9AD-842405E13FD2}">
+<ds:datastoreItem xmlns:ds="http://schemas.openxmlformats.org/officeDocument/2006/customXml" ds:itemID="{B35C0510-56FD-439F-85CD-B0029F4176A7}">
   <ds:schemaRefs>
     <ds:schemaRef ds:uri="http://schemas.openxmlformats.org/officeDocument/2006/bibliography"/>
   </ds:schemaRefs>

--- a/sample.docx
+++ b/sample.docx
@@ -48,22 +48,8 @@
       <w:pPr>
         <w:pStyle w:val="Heading1"/>
       </w:pPr>
-      <w:r>
-        <w:t xml:space="preserve">Origin of </w:t>
-      </w:r>
-      <w:r>
-        <w:t>edges</w:t>
-      </w:r>
-    </w:p>
-    <w:p>
-      <w:r>
-        <w:t>Edges can occur due to several factors including surface normal discontinuity, depth discontinuity, surface color changes, and illumination differences.</w:t>
-      </w:r>
-    </w:p>
-    <w:p>
-      <w:pPr>
-        <w:pStyle w:val="Heading1"/>
-      </w:pPr>
+      <w:bookmarkStart w:id="0" w:name="_GoBack"/>
+      <w:bookmarkEnd w:id="0"/>
       <w:r>
         <w:t>Image</w:t>
       </w:r>
@@ -113,7 +99,6 @@
         <w:pStyle w:val="Heading1"/>
       </w:pPr>
       <w:r>
-        <w:lastRenderedPageBreak/>
         <w:t>Canny edge d</w:t>
       </w:r>
       <w:r>
@@ -122,12 +107,7 @@
     </w:p>
     <w:p>
       <w:r>
-        <w:t>The Canny Edge Detector is one of the most widely used edge detection algorithms. It works by applying Gaussian filtering, computing gradients, performing non-maximum suppression, and applying threshol</w:t>
-      </w:r>
-      <w:bookmarkStart w:id="0" w:name="_GoBack"/>
-      <w:bookmarkEnd w:id="0"/>
-      <w:r>
-        <w:t>ding to detect edges accurately.</w:t>
+        <w:t>The Canny Edge Detector is one of the most widely used edge detection algorithms. It works by applying Gaussian filtering, computing gradients, performing non-maximum suppression, and applying thresholding to detect edges accurately.</w:t>
       </w:r>
     </w:p>
     <w:sectPr>
@@ -12046,7 +12026,7 @@
 </file>
 
 <file path=customXml/itemProps1.xml><?xml version="1.0" encoding="utf-8"?>
-<ds:datastoreItem xmlns:ds="http://schemas.openxmlformats.org/officeDocument/2006/customXml" ds:itemID="{B35C0510-56FD-439F-85CD-B0029F4176A7}">
+<ds:datastoreItem xmlns:ds="http://schemas.openxmlformats.org/officeDocument/2006/customXml" ds:itemID="{E3418004-41A9-4146-8628-990062D79EAC}">
   <ds:schemaRefs>
     <ds:schemaRef ds:uri="http://schemas.openxmlformats.org/officeDocument/2006/bibliography"/>
   </ds:schemaRefs>
